--- a/GDPR/CSW-GDPR-Compliance-Report.docx
+++ b/GDPR/CSW-GDPR-Compliance-Report.docx
@@ -171,6 +171,62 @@
     </w:p>
     <w:bookmarkEnd w:id="11"/>
     <w:bookmarkStart w:id="12" w:name="executive-summary"/>
+    <w:p>
+      <w:pPr>
+        <w:pStyle w:val="Heading2"/>
+      </w:pPr>
+      <w:r>
+        <w:t>How to read the coverage words</w:t>
+      </w:r>
+    </w:p>
+    <w:p>
+      <w:pPr/>
+      <w:r>
+        <w:rPr>
+          <w:b/>
+        </w:rPr>
+        <w:t>Full Coverage</w:t>
+      </w:r>
+      <w:r>
+        <w:t xml:space="preserve"> on the older reports means Secure Workload can produce that row's artifact. It does not mean the control is met.</w:t>
+      </w:r>
+    </w:p>
+    <w:p>
+      <w:pPr/>
+      <w:r>
+        <w:rPr>
+          <w:b/>
+        </w:rPr>
+        <w:t>Partial Coverage</w:t>
+      </w:r>
+      <w:r>
+        <w:t xml:space="preserve"> means file that export next to another control.</w:t>
+      </w:r>
+    </w:p>
+    <w:p>
+      <w:pPr/>
+      <w:r>
+        <w:rPr>
+          <w:b/>
+        </w:rPr>
+        <w:t>Evidence Required</w:t>
+      </w:r>
+      <w:r>
+        <w:t xml:space="preserve"> means Secure Workload has no record. The customer files the contract, the analysis, or the HR or physical-security evidence.</w:t>
+      </w:r>
+    </w:p>
+    <w:p>
+      <w:pPr/>
+      <w:r>
+        <w:rPr>
+          <w:b/>
+        </w:rPr>
+        <w:t>Direct, Supporting, and Out of scope</w:t>
+      </w:r>
+      <w:r>
+        <w:t xml:space="preserve"> on the newer reports are the same idea in different words. Direct is still evidence, not a pass.</w:t>
+      </w:r>
+    </w:p>
     <w:p>
       <w:pPr>
         <w:pStyle w:val="Heading2"/>

--- a/GDPR/CSW-GDPR-Compliance-Report.docx
+++ b/GDPR/CSW-GDPR-Compliance-Report.docx
@@ -10,7 +10,7 @@
         <w:t xml:space="preserve">Cisco Secure Workload - GDPR Compliance Report</w:t>
       </w:r>
     </w:p>
-    <w:bookmarkStart w:id="22" w:name="X6ab0567b6d050cc3ac3d0cb6f04f1adb6dbaa1a"/>
+    <w:bookmarkStart w:id="23" w:name="X6ab0567b6d050cc3ac3d0cb6f04f1adb6dbaa1a"/>
     <w:p>
       <w:pPr>
         <w:pStyle w:val="Heading1"/>
@@ -170,63 +170,103 @@
       </w:r>
     </w:p>
     <w:bookmarkEnd w:id="11"/>
-    <w:bookmarkStart w:id="12" w:name="executive-summary"/>
+    <w:bookmarkStart w:id="12" w:name="how-to-read-the-coverage-column"/>
     <w:p>
       <w:pPr>
         <w:pStyle w:val="Heading2"/>
       </w:pPr>
       <w:r>
-        <w:t>How to read the coverage words</w:t>
-      </w:r>
-    </w:p>
-    <w:p>
-      <w:pPr/>
+        <w:t xml:space="preserve">How to read the Coverage column</w:t>
+      </w:r>
+    </w:p>
+    <w:p>
+      <w:pPr>
+        <w:pStyle w:val="FirstParagraph"/>
+      </w:pPr>
+      <w:r>
+        <w:t xml:space="preserve">Every report in this set uses the same three coverage words. Coverage describes</w:t>
+      </w:r>
+      <w:r>
+        <w:t xml:space="preserve"> </w:t>
+      </w:r>
       <w:r>
         <w:rPr>
           <w:b/>
+          <w:bCs/>
         </w:rPr>
-        <w:t>Full Coverage</w:t>
-      </w:r>
-      <w:r>
-        <w:t xml:space="preserve"> on the older reports means Secure Workload can produce that row's artifact. It does not mean the control is met.</w:t>
-      </w:r>
-    </w:p>
-    <w:p>
-      <w:pPr/>
+        <w:t xml:space="preserve">what evidence CSW produces</w:t>
+      </w:r>
+      <w:r>
+        <w:t xml:space="preserve"> </w:t>
+      </w:r>
+      <w:r>
+        <w:t xml:space="preserve">for a topic — it never means the control is passed.</w:t>
+      </w:r>
+    </w:p>
+    <w:p>
+      <w:pPr>
+        <w:pStyle w:val="BodyText"/>
+      </w:pPr>
       <w:r>
         <w:rPr>
           <w:b/>
+          <w:bCs/>
         </w:rPr>
-        <w:t>Partial Coverage</w:t>
-      </w:r>
-      <w:r>
-        <w:t xml:space="preserve"> means file that export next to another control.</w:t>
-      </w:r>
-    </w:p>
-    <w:p>
-      <w:pPr/>
+        <w:t xml:space="preserve">Direct</w:t>
+      </w:r>
+      <w:r>
+        <w:t xml:space="preserve"> </w:t>
+      </w:r>
+      <w:r>
+        <w:t xml:space="preserve">— Secure Workload produces the primary evidence artifact for that topic (segmentation, policy, flow/process telemetry, inventory, vulnerability + reachability, forensic reconstruction). Direct is still evidence, not an attestation.</w:t>
+      </w:r>
+    </w:p>
+    <w:p>
+      <w:pPr>
+        <w:pStyle w:val="BodyText"/>
+      </w:pPr>
       <w:r>
         <w:rPr>
           <w:b/>
+          <w:bCs/>
         </w:rPr>
-        <w:t>Evidence Required</w:t>
-      </w:r>
-      <w:r>
-        <w:t xml:space="preserve"> means Secure Workload has no record. The customer files the contract, the analysis, or the HR or physical-security evidence.</w:t>
-      </w:r>
-    </w:p>
-    <w:p>
-      <w:pPr/>
+        <w:t xml:space="preserve">Supporting</w:t>
+      </w:r>
+      <w:r>
+        <w:t xml:space="preserve"> </w:t>
+      </w:r>
+      <w:r>
+        <w:t xml:space="preserve">— Secure Workload contributes an input that feeds or complements another control, tool, or process (e.g. detection input only, reconciled against an external register, one log source among several).</w:t>
+      </w:r>
+    </w:p>
+    <w:p>
+      <w:pPr>
+        <w:pStyle w:val="BodyText"/>
+      </w:pPr>
       <w:r>
         <w:rPr>
           <w:b/>
+          <w:bCs/>
         </w:rPr>
-        <w:t>Direct, Supporting, and Out of scope</w:t>
-      </w:r>
-      <w:r>
-        <w:t xml:space="preserve"> on the newer reports are the same idea in different words. Direct is still evidence, not a pass.</w:t>
-      </w:r>
-    </w:p>
+        <w:t xml:space="preserve">Evidence Required</w:t>
+      </w:r>
+      <w:r>
+        <w:t xml:space="preserve"> </w:t>
+      </w:r>
+      <w:r>
+        <w:t xml:space="preserve">— Secure Workload has no record for this topic. The customer supplies the contract, the analysis, or the HR / physical-security evidence from another control.</w:t>
+      </w:r>
+    </w:p>
+    <w:p>
+      <w:pPr>
+        <w:pStyle w:val="BlockText"/>
+      </w:pPr>
+      <w:r>
+        <w:t xml:space="preserve">The Coverage ratings in the topic map below are machine-derived from each row’s wording and are flagged for SE review before customer use.</w:t>
+      </w:r>
+    </w:p>
+    <w:bookmarkEnd w:id="12"/>
+    <w:bookmarkStart w:id="13" w:name="executive-summary"/>
     <w:p>
       <w:pPr>
         <w:pStyle w:val="Heading2"/>
@@ -287,8 +327,8 @@
         <w:t xml:space="preserve">a control attestation.</w:t>
       </w:r>
     </w:p>
-    <w:bookmarkEnd w:id="12"/>
-    <w:bookmarkStart w:id="13" w:name="suggested-csw-scope-pattern"/>
+    <w:bookmarkEnd w:id="13"/>
+    <w:bookmarkStart w:id="14" w:name="suggested-csw-scope-pattern"/>
     <w:p>
       <w:pPr>
         <w:pStyle w:val="Heading2"/>
@@ -352,8 +392,8 @@
         <w:t xml:space="preserve">This scope pattern should be validated with the customer’s architecture, application owners, compliance team, and assessor before it is used for formal evidence.</w:t>
       </w:r>
     </w:p>
-    <w:bookmarkEnd w:id="13"/>
-    <w:bookmarkStart w:id="14" w:name="in-scope-for-csw-evidence"/>
+    <w:bookmarkEnd w:id="14"/>
+    <w:bookmarkStart w:id="15" w:name="in-scope-for-csw-evidence"/>
     <w:p>
       <w:pPr>
         <w:pStyle w:val="Heading2"/>
@@ -410,8 +450,8 @@
         <w:t xml:space="preserve">Article 28 - Processor egress visibility</w:t>
       </w:r>
     </w:p>
-    <w:bookmarkEnd w:id="14"/>
-    <w:bookmarkStart w:id="15" w:name="Xaed999129ed4b1f11f99b5af2968248bad86dd6"/>
+    <w:bookmarkEnd w:id="15"/>
+    <w:bookmarkStart w:id="16" w:name="Xaed999129ed4b1f11f99b5af2968248bad86dd6"/>
     <w:p>
       <w:pPr>
         <w:pStyle w:val="Heading2"/>
@@ -492,8 +532,8 @@
         <w:t xml:space="preserve">International transfer mechanisms (Chapter V)</w:t>
       </w:r>
     </w:p>
-    <w:bookmarkEnd w:id="15"/>
-    <w:bookmarkStart w:id="16" w:name="framework-topic-csw-capability-map"/>
+    <w:bookmarkEnd w:id="16"/>
+    <w:bookmarkStart w:id="17" w:name="framework-topic-csw-capability-map"/>
     <w:p>
       <w:pPr>
         <w:pStyle w:val="Heading2"/>
@@ -508,320 +548,14 @@
         <w:tblW w:type="pct" w:w="5000"/>
         <w:tblLayout w:type="fixed"/>
         <w:tblLook w:firstRow="1" w:lastRow="0" w:firstColumn="0" w:lastColumn="0" w:noHBand="0" w:noVBand="0" w:val="0020"/>
-      </w:tblPr>
-      <w:tblGrid>
-        <w:gridCol w:w="2640"/>
-        <w:gridCol w:w="2640"/>
-        <w:gridCol w:w="2640"/>
-      </w:tblGrid>
-      <w:tr>
-        <w:trPr>
-          <w:tblHeader w:val="on"/>
-        </w:trPr>
-        <w:tc>
-          <w:tcPr/>
-          <w:p>
-            <w:pPr>
-              <w:pStyle w:val="Compact"/>
-            </w:pPr>
-            <w:r>
-              <w:t xml:space="preserve">Framework topic</w:t>
-            </w:r>
-          </w:p>
-        </w:tc>
-        <w:tc>
-          <w:tcPr/>
-          <w:p>
-            <w:pPr>
-              <w:pStyle w:val="Compact"/>
-            </w:pPr>
-            <w:r>
-              <w:t xml:space="preserve">CSW capability</w:t>
-            </w:r>
-          </w:p>
-        </w:tc>
-        <w:tc>
-          <w:tcPr/>
-          <w:p>
-            <w:pPr>
-              <w:pStyle w:val="Compact"/>
-            </w:pPr>
-            <w:r>
-              <w:t xml:space="preserve">Evidence artifact</w:t>
-            </w:r>
-          </w:p>
-        </w:tc>
-      </w:tr>
-      <w:tr>
-        <w:tc>
-          <w:tcPr/>
-          <w:p>
-            <w:pPr>
-              <w:pStyle w:val="Compact"/>
-            </w:pPr>
-            <w:r>
-              <w:t xml:space="preserve">Article 32 - Security of processing (segmentation)</w:t>
-            </w:r>
-          </w:p>
-        </w:tc>
-        <w:tc>
-          <w:tcPr/>
-          <w:p>
-            <w:pPr>
-              <w:pStyle w:val="Compact"/>
-            </w:pPr>
-            <w:r>
-              <w:t xml:space="preserve">Policy workspace + ADM-derived allowlist</w:t>
-            </w:r>
-          </w:p>
-        </w:tc>
-        <w:tc>
-          <w:tcPr/>
-          <w:p>
-            <w:pPr>
-              <w:pStyle w:val="Compact"/>
-            </w:pPr>
-            <w:r>
-              <w:t xml:space="preserve">Workspace snapshot + observed-vs-approved flow comparison</w:t>
-            </w:r>
-          </w:p>
-        </w:tc>
-      </w:tr>
-      <w:tr>
-        <w:tc>
-          <w:tcPr/>
-          <w:p>
-            <w:pPr>
-              <w:pStyle w:val="Compact"/>
-            </w:pPr>
-            <w:r>
-              <w:t xml:space="preserve">Article 32 - Security of processing (monitoring)</w:t>
-            </w:r>
-          </w:p>
-        </w:tc>
-        <w:tc>
-          <w:tcPr/>
-          <w:p>
-            <w:pPr>
-              <w:pStyle w:val="Compact"/>
-            </w:pPr>
-            <w:r>
-              <w:t xml:space="preserve">Continuous flow + process telemetry; alerts</w:t>
-            </w:r>
-          </w:p>
-        </w:tc>
-        <w:tc>
-          <w:tcPr/>
-          <w:p>
-            <w:pPr>
-              <w:pStyle w:val="Compact"/>
-            </w:pPr>
-            <w:r>
-              <w:t xml:space="preserve">Alert and anomaly log scoped to personal-data systems</w:t>
-            </w:r>
-          </w:p>
-        </w:tc>
-      </w:tr>
-      <w:tr>
-        <w:tc>
-          <w:tcPr/>
-          <w:p>
-            <w:pPr>
-              <w:pStyle w:val="Compact"/>
-            </w:pPr>
-            <w:r>
-              <w:t xml:space="preserve">Article 32 - Security of processing (encryption detection)</w:t>
-            </w:r>
-          </w:p>
-        </w:tc>
-        <w:tc>
-          <w:tcPr/>
-          <w:p>
-            <w:pPr>
-              <w:pStyle w:val="Compact"/>
-            </w:pPr>
-            <w:r>
-              <w:t xml:space="preserve">Plaintext-flow detection on regulated paths</w:t>
-            </w:r>
-          </w:p>
-        </w:tc>
-        <w:tc>
-          <w:tcPr/>
-          <w:p>
-            <w:pPr>
-              <w:pStyle w:val="Compact"/>
-            </w:pPr>
-            <w:r>
-              <w:t xml:space="preserve">Detection input only</w:t>
-            </w:r>
-          </w:p>
-        </w:tc>
-      </w:tr>
-      <w:tr>
-        <w:tc>
-          <w:tcPr/>
-          <w:p>
-            <w:pPr>
-              <w:pStyle w:val="Compact"/>
-            </w:pPr>
-            <w:r>
-              <w:t xml:space="preserve">Article 30 - Records of processing</w:t>
-            </w:r>
-          </w:p>
-        </w:tc>
-        <w:tc>
-          <w:tcPr/>
-          <w:p>
-            <w:pPr>
-              <w:pStyle w:val="Compact"/>
-            </w:pPr>
-            <w:r>
-              <w:t xml:space="preserve">Observed application data flows</w:t>
-            </w:r>
-          </w:p>
-        </w:tc>
-        <w:tc>
-          <w:tcPr/>
-          <w:p>
-            <w:pPr>
-              <w:pStyle w:val="Compact"/>
-            </w:pPr>
-            <w:r>
-              <w:t xml:space="preserve">Data-flow report by application owner (input to RoPA)</w:t>
-            </w:r>
-          </w:p>
-        </w:tc>
-      </w:tr>
-      <w:tr>
-        <w:tc>
-          <w:tcPr/>
-          <w:p>
-            <w:pPr>
-              <w:pStyle w:val="Compact"/>
-            </w:pPr>
-            <w:r>
-              <w:t xml:space="preserve">Article 28 - Processor egress</w:t>
-            </w:r>
-          </w:p>
-        </w:tc>
-        <w:tc>
-          <w:tcPr/>
-          <w:p>
-            <w:pPr>
-              <w:pStyle w:val="Compact"/>
-            </w:pPr>
-            <w:r>
-              <w:t xml:space="preserve">Outbound flow summary to processor endpoints</w:t>
-            </w:r>
-          </w:p>
-        </w:tc>
-        <w:tc>
-          <w:tcPr/>
-          <w:p>
-            <w:pPr>
-              <w:pStyle w:val="Compact"/>
-            </w:pPr>
-            <w:r>
-              <w:t xml:space="preserve">Processor-egress report reconciled against processor register</w:t>
-            </w:r>
-          </w:p>
-        </w:tc>
-      </w:tr>
-      <w:tr>
-        <w:tc>
-          <w:tcPr/>
-          <w:p>
-            <w:pPr>
-              <w:pStyle w:val="Compact"/>
-            </w:pPr>
-            <w:r>
-              <w:t xml:space="preserve">Article 33 / 34 - Breach timeline</w:t>
-            </w:r>
-          </w:p>
-        </w:tc>
-        <w:tc>
-          <w:tcPr/>
-          <w:p>
-            <w:pPr>
-              <w:pStyle w:val="Compact"/>
-            </w:pPr>
-            <w:r>
-              <w:t xml:space="preserve">Forensic flow + process telemetry</w:t>
-            </w:r>
-          </w:p>
-        </w:tc>
-        <w:tc>
-          <w:tcPr/>
-          <w:p>
-            <w:pPr>
-              <w:pStyle w:val="Compact"/>
-            </w:pPr>
-            <w:r>
-              <w:t xml:space="preserve">Investigation pack with timeline and data-subject-impact scoping inputs</w:t>
-            </w:r>
-          </w:p>
-        </w:tc>
-      </w:tr>
-      <w:tr>
-        <w:tc>
-          <w:tcPr/>
-          <w:p>
-            <w:pPr>
-              <w:pStyle w:val="Compact"/>
-            </w:pPr>
-            <w:r>
-              <w:t xml:space="preserve">Vulnerability handling</w:t>
-            </w:r>
-          </w:p>
-        </w:tc>
-        <w:tc>
-          <w:tcPr/>
-          <w:p>
-            <w:pPr>
-              <w:pStyle w:val="Compact"/>
-            </w:pPr>
-            <w:r>
-              <w:t xml:space="preserve">Reachability-weighted CVE on personal-data systems</w:t>
-            </w:r>
-          </w:p>
-        </w:tc>
-        <w:tc>
-          <w:tcPr/>
-          <w:p>
-            <w:pPr>
-              <w:pStyle w:val="Compact"/>
-            </w:pPr>
-            <w:r>
-              <w:t xml:space="preserve">Prioritised remediation list with compensating-control register</w:t>
-            </w:r>
-          </w:p>
-        </w:tc>
-      </w:tr>
-    </w:tbl>
-    <w:bookmarkEnd w:id="16"/>
-    <w:bookmarkStart w:id="17" w:name="evidence-collection-approach"/>
-    <w:p>
-      <w:pPr>
-        <w:pStyle w:val="Heading2"/>
-      </w:pPr>
-      <w:r>
-        <w:t xml:space="preserve">Evidence Collection Approach</w:t>
-      </w:r>
-    </w:p>
-    <w:p>
-      <w:pPr>
-        <w:pStyle w:val="FirstParagraph"/>
-      </w:pPr>
-      <w:r>
-        <w:t xml:space="preserve">The table below describes per-topic evidence collection - what to collect, the CSW source area, and a suggested cadence. The cadence should be tuned to the customer’s audit cycle, regulatory cadence, and risk appetite.</w:t>
-      </w:r>
-    </w:p>
-    <w:tbl>
-      <w:tblPr>
-        <w:tblStyle w:val="Table"/>
-        <w:tblW w:type="pct" w:w="5000"/>
-        <w:tblLayout w:type="fixed"/>
-        <w:tblLook w:firstRow="1" w:lastRow="0" w:firstColumn="0" w:lastColumn="0" w:noHBand="0" w:noVBand="0" w:val="0020"/>
+        <w:tblBorders>
+          <w:top w:val="single" w:sz="4" w:space="0" w:color="BFBFBF"/>
+          <w:left w:val="single" w:sz="4" w:space="0" w:color="BFBFBF"/>
+          <w:bottom w:val="single" w:sz="4" w:space="0" w:color="BFBFBF"/>
+          <w:right w:val="single" w:sz="4" w:space="0" w:color="BFBFBF"/>
+          <w:insideH w:val="single" w:sz="4" w:space="0" w:color="BFBFBF"/>
+          <w:insideV w:val="single" w:sz="4" w:space="0" w:color="BFBFBF"/>
+        </w:tblBorders>
       </w:tblPr>
       <w:tblGrid>
         <w:gridCol w:w="1980"/>
@@ -834,46 +568,70 @@
           <w:tblHeader w:val="on"/>
         </w:trPr>
         <w:tc>
-          <w:tcPr/>
-          <w:p>
-            <w:pPr>
-              <w:pStyle w:val="Compact"/>
-            </w:pPr>
-            <w:r>
-              <w:t xml:space="preserve">Topic</w:t>
-            </w:r>
-          </w:p>
-        </w:tc>
-        <w:tc>
-          <w:tcPr/>
-          <w:p>
-            <w:pPr>
-              <w:pStyle w:val="Compact"/>
-            </w:pPr>
-            <w:r>
-              <w:t xml:space="preserve">What to collect</w:t>
-            </w:r>
-          </w:p>
-        </w:tc>
-        <w:tc>
-          <w:tcPr/>
-          <w:p>
-            <w:pPr>
-              <w:pStyle w:val="Compact"/>
-            </w:pPr>
-            <w:r>
-              <w:t xml:space="preserve">CSW source</w:t>
-            </w:r>
-          </w:p>
-        </w:tc>
-        <w:tc>
-          <w:tcPr/>
-          <w:p>
-            <w:pPr>
-              <w:pStyle w:val="Compact"/>
-            </w:pPr>
-            <w:r>
-              <w:t xml:space="preserve">Suggested cadence</w:t>
+          <w:tcPr>
+            <w:shd w:val="clear" w:color="auto" w:fill="003366"/>
+          </w:tcPr>
+          <w:p>
+            <w:pPr>
+              <w:pStyle w:val="Compact"/>
+            </w:pPr>
+            <w:r>
+              <w:rPr>
+                <w:b/>
+                <w:color w:val="FFFFFF"/>
+              </w:rPr>
+              <w:t xml:space="preserve">Framework topic</w:t>
+            </w:r>
+          </w:p>
+        </w:tc>
+        <w:tc>
+          <w:tcPr>
+            <w:shd w:val="clear" w:color="auto" w:fill="003366"/>
+          </w:tcPr>
+          <w:p>
+            <w:pPr>
+              <w:pStyle w:val="Compact"/>
+            </w:pPr>
+            <w:r>
+              <w:rPr>
+                <w:b/>
+                <w:color w:val="FFFFFF"/>
+              </w:rPr>
+              <w:t xml:space="preserve">Coverage</w:t>
+            </w:r>
+          </w:p>
+        </w:tc>
+        <w:tc>
+          <w:tcPr>
+            <w:shd w:val="clear" w:color="auto" w:fill="003366"/>
+          </w:tcPr>
+          <w:p>
+            <w:pPr>
+              <w:pStyle w:val="Compact"/>
+            </w:pPr>
+            <w:r>
+              <w:rPr>
+                <w:b/>
+                <w:color w:val="FFFFFF"/>
+              </w:rPr>
+              <w:t xml:space="preserve">CSW capability</w:t>
+            </w:r>
+          </w:p>
+        </w:tc>
+        <w:tc>
+          <w:tcPr>
+            <w:shd w:val="clear" w:color="auto" w:fill="003366"/>
+          </w:tcPr>
+          <w:p>
+            <w:pPr>
+              <w:pStyle w:val="Compact"/>
+            </w:pPr>
+            <w:r>
+              <w:rPr>
+                <w:b/>
+                <w:color w:val="FFFFFF"/>
+              </w:rPr>
+              <w:t xml:space="preserve">Evidence artifact</w:t>
             </w:r>
           </w:p>
         </w:tc>
@@ -886,7 +644,24 @@
               <w:pStyle w:val="Compact"/>
             </w:pPr>
             <w:r>
-              <w:t xml:space="preserve">Personal-data system inventory</w:t>
+              <w:t xml:space="preserve">Article 32 - Security of processing (segmentation)</w:t>
+            </w:r>
+          </w:p>
+        </w:tc>
+        <w:tc>
+          <w:tcPr>
+            <w:shd w:val="clear" w:color="auto" w:fill="107C41"/>
+          </w:tcPr>
+          <w:p>
+            <w:pPr>
+              <w:pStyle w:val="Compact"/>
+            </w:pPr>
+            <w:r>
+              <w:rPr>
+                <w:b/>
+                <w:color w:val="FFFFFF"/>
+              </w:rPr>
+              <w:t>Direct</w:t>
             </w:r>
           </w:p>
         </w:tc>
@@ -897,7 +672,7 @@
               <w:pStyle w:val="Compact"/>
             </w:pPr>
             <w:r>
-              <w:t xml:space="preserve">Workloads with data_class=personal or special-category</w:t>
+              <w:t xml:space="preserve">Policy workspace + ADM-derived allowlist</w:t>
             </w:r>
           </w:p>
         </w:tc>
@@ -908,64 +683,65 @@
               <w:pStyle w:val="Compact"/>
             </w:pPr>
             <w:r>
-              <w:t xml:space="preserve">Inventory + scope membership export</w:t>
-            </w:r>
-          </w:p>
-        </w:tc>
-        <w:tc>
-          <w:tcPr/>
-          <w:p>
-            <w:pPr>
-              <w:pStyle w:val="Compact"/>
-            </w:pPr>
-            <w:r>
-              <w:t xml:space="preserve">Monthly</w:t>
+              <w:t xml:space="preserve">Workspace snapshot + observed-vs-approved flow comparison</w:t>
             </w:r>
           </w:p>
         </w:tc>
       </w:tr>
       <w:tr>
         <w:tc>
-          <w:tcPr/>
-          <w:p>
-            <w:pPr>
-              <w:pStyle w:val="Compact"/>
-            </w:pPr>
-            <w:r>
-              <w:t xml:space="preserve">Data-flow evidence (RoPA support)</w:t>
-            </w:r>
-          </w:p>
-        </w:tc>
-        <w:tc>
-          <w:tcPr/>
-          <w:p>
-            <w:pPr>
-              <w:pStyle w:val="Compact"/>
-            </w:pPr>
-            <w:r>
-              <w:t xml:space="preserve">Observed application data flows</w:t>
-            </w:r>
-          </w:p>
-        </w:tc>
-        <w:tc>
-          <w:tcPr/>
-          <w:p>
-            <w:pPr>
-              <w:pStyle w:val="Compact"/>
-            </w:pPr>
-            <w:r>
-              <w:t xml:space="preserve">ADM workspace export filtered by personal-data scope</w:t>
-            </w:r>
-          </w:p>
-        </w:tc>
-        <w:tc>
-          <w:tcPr/>
-          <w:p>
-            <w:pPr>
-              <w:pStyle w:val="Compact"/>
-            </w:pPr>
-            <w:r>
-              <w:t xml:space="preserve">Quarterly + on RoPA review</w:t>
+          <w:tcPr>
+            <w:shd w:val="clear" w:color="auto" w:fill="F2F2F2"/>
+          </w:tcPr>
+          <w:p>
+            <w:pPr>
+              <w:pStyle w:val="Compact"/>
+            </w:pPr>
+            <w:r>
+              <w:t xml:space="preserve">Article 32 - Security of processing (monitoring)</w:t>
+            </w:r>
+          </w:p>
+        </w:tc>
+        <w:tc>
+          <w:tcPr>
+            <w:shd w:val="clear" w:color="auto" w:fill="107C41"/>
+          </w:tcPr>
+          <w:p>
+            <w:pPr>
+              <w:pStyle w:val="Compact"/>
+            </w:pPr>
+            <w:r>
+              <w:rPr>
+                <w:b/>
+                <w:color w:val="FFFFFF"/>
+              </w:rPr>
+              <w:t>Direct</w:t>
+            </w:r>
+          </w:p>
+        </w:tc>
+        <w:tc>
+          <w:tcPr>
+            <w:shd w:val="clear" w:color="auto" w:fill="F2F2F2"/>
+          </w:tcPr>
+          <w:p>
+            <w:pPr>
+              <w:pStyle w:val="Compact"/>
+            </w:pPr>
+            <w:r>
+              <w:t xml:space="preserve">Continuous flow + process telemetry; alerts</w:t>
+            </w:r>
+          </w:p>
+        </w:tc>
+        <w:tc>
+          <w:tcPr>
+            <w:shd w:val="clear" w:color="auto" w:fill="F2F2F2"/>
+          </w:tcPr>
+          <w:p>
+            <w:pPr>
+              <w:pStyle w:val="Compact"/>
+            </w:pPr>
+            <w:r>
+              <w:t xml:space="preserve">Alert and anomaly log scoped to personal-data systems</w:t>
             </w:r>
           </w:p>
         </w:tc>
@@ -978,7 +754,24 @@
               <w:pStyle w:val="Compact"/>
             </w:pPr>
             <w:r>
-              <w:t xml:space="preserve">Segmentation evidence</w:t>
+              <w:t xml:space="preserve">Article 32 - Security of processing (encryption detection)</w:t>
+            </w:r>
+          </w:p>
+        </w:tc>
+        <w:tc>
+          <w:tcPr>
+            <w:shd w:val="clear" w:color="auto" w:fill="C55A11"/>
+          </w:tcPr>
+          <w:p>
+            <w:pPr>
+              <w:pStyle w:val="Compact"/>
+            </w:pPr>
+            <w:r>
+              <w:rPr>
+                <w:b/>
+                <w:color w:val="FFFFFF"/>
+              </w:rPr>
+              <w:t>Supporting</w:t>
             </w:r>
           </w:p>
         </w:tc>
@@ -989,7 +782,7 @@
               <w:pStyle w:val="Compact"/>
             </w:pPr>
             <w:r>
-              <w:t xml:space="preserve">Workspace snapshot + observed-vs-approved flow comparison</w:t>
+              <w:t xml:space="preserve">Plaintext-flow detection on regulated paths</w:t>
             </w:r>
           </w:p>
         </w:tc>
@@ -1000,64 +793,65 @@
               <w:pStyle w:val="Compact"/>
             </w:pPr>
             <w:r>
-              <w:t xml:space="preserve">Policy workspace export + ADM export</w:t>
-            </w:r>
-          </w:p>
-        </w:tc>
-        <w:tc>
-          <w:tcPr/>
-          <w:p>
-            <w:pPr>
-              <w:pStyle w:val="Compact"/>
-            </w:pPr>
-            <w:r>
-              <w:t xml:space="preserve">Quarterly + after each change</w:t>
+              <w:t xml:space="preserve">Detection input only</w:t>
             </w:r>
           </w:p>
         </w:tc>
       </w:tr>
       <w:tr>
         <w:tc>
-          <w:tcPr/>
-          <w:p>
-            <w:pPr>
-              <w:pStyle w:val="Compact"/>
-            </w:pPr>
-            <w:r>
-              <w:t xml:space="preserve">Processor egress reconciliation</w:t>
-            </w:r>
-          </w:p>
-        </w:tc>
-        <w:tc>
-          <w:tcPr/>
-          <w:p>
-            <w:pPr>
-              <w:pStyle w:val="Compact"/>
-            </w:pPr>
-            <w:r>
-              <w:t xml:space="preserve">Outbound flow to processor endpoints</w:t>
-            </w:r>
-          </w:p>
-        </w:tc>
-        <w:tc>
-          <w:tcPr/>
-          <w:p>
-            <w:pPr>
-              <w:pStyle w:val="Compact"/>
-            </w:pPr>
-            <w:r>
-              <w:t xml:space="preserve">Flow search filtered to processor endpoints</w:t>
-            </w:r>
-          </w:p>
-        </w:tc>
-        <w:tc>
-          <w:tcPr/>
-          <w:p>
-            <w:pPr>
-              <w:pStyle w:val="Compact"/>
-            </w:pPr>
-            <w:r>
-              <w:t xml:space="preserve">Monthly</w:t>
+          <w:tcPr>
+            <w:shd w:val="clear" w:color="auto" w:fill="F2F2F2"/>
+          </w:tcPr>
+          <w:p>
+            <w:pPr>
+              <w:pStyle w:val="Compact"/>
+            </w:pPr>
+            <w:r>
+              <w:t xml:space="preserve">Article 30 - Records of processing</w:t>
+            </w:r>
+          </w:p>
+        </w:tc>
+        <w:tc>
+          <w:tcPr>
+            <w:shd w:val="clear" w:color="auto" w:fill="C55A11"/>
+          </w:tcPr>
+          <w:p>
+            <w:pPr>
+              <w:pStyle w:val="Compact"/>
+            </w:pPr>
+            <w:r>
+              <w:rPr>
+                <w:b/>
+                <w:color w:val="FFFFFF"/>
+              </w:rPr>
+              <w:t>Supporting</w:t>
+            </w:r>
+          </w:p>
+        </w:tc>
+        <w:tc>
+          <w:tcPr>
+            <w:shd w:val="clear" w:color="auto" w:fill="F2F2F2"/>
+          </w:tcPr>
+          <w:p>
+            <w:pPr>
+              <w:pStyle w:val="Compact"/>
+            </w:pPr>
+            <w:r>
+              <w:t xml:space="preserve">Observed application data flows</w:t>
+            </w:r>
+          </w:p>
+        </w:tc>
+        <w:tc>
+          <w:tcPr>
+            <w:shd w:val="clear" w:color="auto" w:fill="F2F2F2"/>
+          </w:tcPr>
+          <w:p>
+            <w:pPr>
+              <w:pStyle w:val="Compact"/>
+            </w:pPr>
+            <w:r>
+              <w:t xml:space="preserve">Data-flow report by application owner (input to RoPA)</w:t>
             </w:r>
           </w:p>
         </w:tc>
@@ -1070,7 +864,24 @@
               <w:pStyle w:val="Compact"/>
             </w:pPr>
             <w:r>
-              <w:t xml:space="preserve">Vulnerability + reachability</w:t>
+              <w:t xml:space="preserve">Article 28 - Processor egress</w:t>
+            </w:r>
+          </w:p>
+        </w:tc>
+        <w:tc>
+          <w:tcPr>
+            <w:shd w:val="clear" w:color="auto" w:fill="C55A11"/>
+          </w:tcPr>
+          <w:p>
+            <w:pPr>
+              <w:pStyle w:val="Compact"/>
+            </w:pPr>
+            <w:r>
+              <w:rPr>
+                <w:b/>
+                <w:color w:val="FFFFFF"/>
+              </w:rPr>
+              <w:t>Supporting</w:t>
             </w:r>
           </w:p>
         </w:tc>
@@ -1081,7 +892,7 @@
               <w:pStyle w:val="Compact"/>
             </w:pPr>
             <w:r>
-              <w:t xml:space="preserve">CVE list weighted by reach into personal-data systems</w:t>
+              <w:t xml:space="preserve">Outbound flow summary to processor endpoints</w:t>
             </w:r>
           </w:p>
         </w:tc>
@@ -1092,31 +903,95 @@
               <w:pStyle w:val="Compact"/>
             </w:pPr>
             <w:r>
-              <w:t xml:space="preserve">Vulnerability report scoped to GDPR</w:t>
-            </w:r>
-          </w:p>
-        </w:tc>
-        <w:tc>
-          <w:tcPr/>
-          <w:p>
-            <w:pPr>
-              <w:pStyle w:val="Compact"/>
-            </w:pPr>
-            <w:r>
-              <w:t xml:space="preserve">Monthly</w:t>
+              <w:t xml:space="preserve">Processor-egress report reconciled against processor register</w:t>
             </w:r>
           </w:p>
         </w:tc>
       </w:tr>
       <w:tr>
         <w:tc>
+          <w:tcPr>
+            <w:shd w:val="clear" w:color="auto" w:fill="F2F2F2"/>
+          </w:tcPr>
+          <w:p>
+            <w:pPr>
+              <w:pStyle w:val="Compact"/>
+            </w:pPr>
+            <w:r>
+              <w:t xml:space="preserve">Article 33 / 34 - Breach timeline</w:t>
+            </w:r>
+          </w:p>
+        </w:tc>
+        <w:tc>
+          <w:tcPr>
+            <w:shd w:val="clear" w:color="auto" w:fill="C55A11"/>
+          </w:tcPr>
+          <w:p>
+            <w:pPr>
+              <w:pStyle w:val="Compact"/>
+            </w:pPr>
+            <w:r>
+              <w:rPr>
+                <w:b/>
+                <w:color w:val="FFFFFF"/>
+              </w:rPr>
+              <w:t>Supporting</w:t>
+            </w:r>
+          </w:p>
+        </w:tc>
+        <w:tc>
+          <w:tcPr>
+            <w:shd w:val="clear" w:color="auto" w:fill="F2F2F2"/>
+          </w:tcPr>
+          <w:p>
+            <w:pPr>
+              <w:pStyle w:val="Compact"/>
+            </w:pPr>
+            <w:r>
+              <w:t xml:space="preserve">Forensic flow + process telemetry</w:t>
+            </w:r>
+          </w:p>
+        </w:tc>
+        <w:tc>
+          <w:tcPr>
+            <w:shd w:val="clear" w:color="auto" w:fill="F2F2F2"/>
+          </w:tcPr>
+          <w:p>
+            <w:pPr>
+              <w:pStyle w:val="Compact"/>
+            </w:pPr>
+            <w:r>
+              <w:t xml:space="preserve">Investigation pack with timeline and data-subject-impact scoping inputs</w:t>
+            </w:r>
+          </w:p>
+        </w:tc>
+      </w:tr>
+      <w:tr>
+        <w:tc>
           <w:tcPr/>
           <w:p>
             <w:pPr>
               <w:pStyle w:val="Compact"/>
             </w:pPr>
             <w:r>
-              <w:t xml:space="preserve">Breach timeline sample</w:t>
+              <w:t xml:space="preserve">Vulnerability handling</w:t>
+            </w:r>
+          </w:p>
+        </w:tc>
+        <w:tc>
+          <w:tcPr>
+            <w:shd w:val="clear" w:color="auto" w:fill="107C41"/>
+          </w:tcPr>
+          <w:p>
+            <w:pPr>
+              <w:pStyle w:val="Compact"/>
+            </w:pPr>
+            <w:r>
+              <w:rPr>
+                <w:b/>
+                <w:color w:val="FFFFFF"/>
+              </w:rPr>
+              <w:t>Direct</w:t>
             </w:r>
           </w:p>
         </w:tc>
@@ -1127,7 +1002,7 @@
               <w:pStyle w:val="Compact"/>
             </w:pPr>
             <w:r>
-              <w:t xml:space="preserve">Workload-level timeline for one representative incident</w:t>
+              <w:t xml:space="preserve">Reachability-weighted CVE on personal-data systems</w:t>
             </w:r>
           </w:p>
         </w:tc>
@@ -1138,25 +1013,427 @@
               <w:pStyle w:val="Compact"/>
             </w:pPr>
             <w:r>
-              <w:t xml:space="preserve">Flow + process search</w:t>
-            </w:r>
-          </w:p>
-        </w:tc>
-        <w:tc>
-          <w:tcPr/>
-          <w:p>
-            <w:pPr>
-              <w:pStyle w:val="Compact"/>
-            </w:pPr>
-            <w:r>
-              <w:t xml:space="preserve">Per breach; supports the 72-hour Article 33 timeline</w:t>
+              <w:t xml:space="preserve">Prioritised remediation list with compensating-control register</w:t>
             </w:r>
           </w:p>
         </w:tc>
       </w:tr>
     </w:tbl>
     <w:bookmarkEnd w:id="17"/>
-    <w:bookmarkStart w:id="18" w:name="pov-workshop-approach"/>
+    <w:bookmarkStart w:id="18" w:name="evidence-collection-approach"/>
+    <w:p>
+      <w:pPr>
+        <w:pStyle w:val="Heading2"/>
+      </w:pPr>
+      <w:r>
+        <w:t xml:space="preserve">Evidence Collection Approach</w:t>
+      </w:r>
+    </w:p>
+    <w:p>
+      <w:pPr>
+        <w:pStyle w:val="FirstParagraph"/>
+      </w:pPr>
+      <w:r>
+        <w:t xml:space="preserve">The table below describes per-topic evidence collection - what to collect, the CSW source area, and a suggested cadence. The cadence should be tuned to the customer’s audit cycle, regulatory cadence, and risk appetite.</w:t>
+      </w:r>
+    </w:p>
+    <w:tbl>
+      <w:tblPr>
+        <w:tblStyle w:val="Table"/>
+        <w:tblW w:type="pct" w:w="5000"/>
+        <w:tblLayout w:type="fixed"/>
+        <w:tblLook w:firstRow="1" w:lastRow="0" w:firstColumn="0" w:lastColumn="0" w:noHBand="0" w:noVBand="0" w:val="0020"/>
+        <w:tblBorders>
+          <w:top w:val="single" w:sz="4" w:space="0" w:color="BFBFBF"/>
+          <w:left w:val="single" w:sz="4" w:space="0" w:color="BFBFBF"/>
+          <w:bottom w:val="single" w:sz="4" w:space="0" w:color="BFBFBF"/>
+          <w:right w:val="single" w:sz="4" w:space="0" w:color="BFBFBF"/>
+          <w:insideH w:val="single" w:sz="4" w:space="0" w:color="BFBFBF"/>
+          <w:insideV w:val="single" w:sz="4" w:space="0" w:color="BFBFBF"/>
+        </w:tblBorders>
+      </w:tblPr>
+      <w:tblGrid>
+        <w:gridCol w:w="1980"/>
+        <w:gridCol w:w="1980"/>
+        <w:gridCol w:w="1980"/>
+        <w:gridCol w:w="1980"/>
+      </w:tblGrid>
+      <w:tr>
+        <w:trPr>
+          <w:tblHeader w:val="on"/>
+        </w:trPr>
+        <w:tc>
+          <w:tcPr>
+            <w:shd w:val="clear" w:color="auto" w:fill="003366"/>
+          </w:tcPr>
+          <w:p>
+            <w:pPr>
+              <w:pStyle w:val="Compact"/>
+            </w:pPr>
+            <w:r>
+              <w:rPr>
+                <w:b/>
+                <w:color w:val="FFFFFF"/>
+              </w:rPr>
+              <w:t xml:space="preserve">Topic</w:t>
+            </w:r>
+          </w:p>
+        </w:tc>
+        <w:tc>
+          <w:tcPr>
+            <w:shd w:val="clear" w:color="auto" w:fill="003366"/>
+          </w:tcPr>
+          <w:p>
+            <w:pPr>
+              <w:pStyle w:val="Compact"/>
+            </w:pPr>
+            <w:r>
+              <w:rPr>
+                <w:b/>
+                <w:color w:val="FFFFFF"/>
+              </w:rPr>
+              <w:t xml:space="preserve">What to collect</w:t>
+            </w:r>
+          </w:p>
+        </w:tc>
+        <w:tc>
+          <w:tcPr>
+            <w:shd w:val="clear" w:color="auto" w:fill="003366"/>
+          </w:tcPr>
+          <w:p>
+            <w:pPr>
+              <w:pStyle w:val="Compact"/>
+            </w:pPr>
+            <w:r>
+              <w:rPr>
+                <w:b/>
+                <w:color w:val="FFFFFF"/>
+              </w:rPr>
+              <w:t xml:space="preserve">CSW source</w:t>
+            </w:r>
+          </w:p>
+        </w:tc>
+        <w:tc>
+          <w:tcPr>
+            <w:shd w:val="clear" w:color="auto" w:fill="003366"/>
+          </w:tcPr>
+          <w:p>
+            <w:pPr>
+              <w:pStyle w:val="Compact"/>
+            </w:pPr>
+            <w:r>
+              <w:rPr>
+                <w:b/>
+                <w:color w:val="FFFFFF"/>
+              </w:rPr>
+              <w:t xml:space="preserve">Suggested cadence</w:t>
+            </w:r>
+          </w:p>
+        </w:tc>
+      </w:tr>
+      <w:tr>
+        <w:tc>
+          <w:tcPr/>
+          <w:p>
+            <w:pPr>
+              <w:pStyle w:val="Compact"/>
+            </w:pPr>
+            <w:r>
+              <w:t xml:space="preserve">Personal-data system inventory</w:t>
+            </w:r>
+          </w:p>
+        </w:tc>
+        <w:tc>
+          <w:tcPr/>
+          <w:p>
+            <w:pPr>
+              <w:pStyle w:val="Compact"/>
+            </w:pPr>
+            <w:r>
+              <w:t xml:space="preserve">Workloads with data_class=personal or special-category</w:t>
+            </w:r>
+          </w:p>
+        </w:tc>
+        <w:tc>
+          <w:tcPr/>
+          <w:p>
+            <w:pPr>
+              <w:pStyle w:val="Compact"/>
+            </w:pPr>
+            <w:r>
+              <w:t xml:space="preserve">Inventory + scope membership export</w:t>
+            </w:r>
+          </w:p>
+        </w:tc>
+        <w:tc>
+          <w:tcPr/>
+          <w:p>
+            <w:pPr>
+              <w:pStyle w:val="Compact"/>
+            </w:pPr>
+            <w:r>
+              <w:t xml:space="preserve">Monthly</w:t>
+            </w:r>
+          </w:p>
+        </w:tc>
+      </w:tr>
+      <w:tr>
+        <w:tc>
+          <w:tcPr>
+            <w:shd w:val="clear" w:color="auto" w:fill="F2F2F2"/>
+          </w:tcPr>
+          <w:p>
+            <w:pPr>
+              <w:pStyle w:val="Compact"/>
+            </w:pPr>
+            <w:r>
+              <w:t xml:space="preserve">Data-flow evidence (RoPA support)</w:t>
+            </w:r>
+          </w:p>
+        </w:tc>
+        <w:tc>
+          <w:tcPr>
+            <w:shd w:val="clear" w:color="auto" w:fill="F2F2F2"/>
+          </w:tcPr>
+          <w:p>
+            <w:pPr>
+              <w:pStyle w:val="Compact"/>
+            </w:pPr>
+            <w:r>
+              <w:t xml:space="preserve">Observed application data flows</w:t>
+            </w:r>
+          </w:p>
+        </w:tc>
+        <w:tc>
+          <w:tcPr>
+            <w:shd w:val="clear" w:color="auto" w:fill="F2F2F2"/>
+          </w:tcPr>
+          <w:p>
+            <w:pPr>
+              <w:pStyle w:val="Compact"/>
+            </w:pPr>
+            <w:r>
+              <w:t xml:space="preserve">ADM workspace export filtered by personal-data scope</w:t>
+            </w:r>
+          </w:p>
+        </w:tc>
+        <w:tc>
+          <w:tcPr>
+            <w:shd w:val="clear" w:color="auto" w:fill="F2F2F2"/>
+          </w:tcPr>
+          <w:p>
+            <w:pPr>
+              <w:pStyle w:val="Compact"/>
+            </w:pPr>
+            <w:r>
+              <w:t xml:space="preserve">Quarterly + on RoPA review</w:t>
+            </w:r>
+          </w:p>
+        </w:tc>
+      </w:tr>
+      <w:tr>
+        <w:tc>
+          <w:tcPr/>
+          <w:p>
+            <w:pPr>
+              <w:pStyle w:val="Compact"/>
+            </w:pPr>
+            <w:r>
+              <w:t xml:space="preserve">Segmentation evidence</w:t>
+            </w:r>
+          </w:p>
+        </w:tc>
+        <w:tc>
+          <w:tcPr/>
+          <w:p>
+            <w:pPr>
+              <w:pStyle w:val="Compact"/>
+            </w:pPr>
+            <w:r>
+              <w:t xml:space="preserve">Workspace snapshot + observed-vs-approved flow comparison</w:t>
+            </w:r>
+          </w:p>
+        </w:tc>
+        <w:tc>
+          <w:tcPr/>
+          <w:p>
+            <w:pPr>
+              <w:pStyle w:val="Compact"/>
+            </w:pPr>
+            <w:r>
+              <w:t xml:space="preserve">Policy workspace export + ADM export</w:t>
+            </w:r>
+          </w:p>
+        </w:tc>
+        <w:tc>
+          <w:tcPr/>
+          <w:p>
+            <w:pPr>
+              <w:pStyle w:val="Compact"/>
+            </w:pPr>
+            <w:r>
+              <w:t xml:space="preserve">Quarterly + after each change</w:t>
+            </w:r>
+          </w:p>
+        </w:tc>
+      </w:tr>
+      <w:tr>
+        <w:tc>
+          <w:tcPr>
+            <w:shd w:val="clear" w:color="auto" w:fill="F2F2F2"/>
+          </w:tcPr>
+          <w:p>
+            <w:pPr>
+              <w:pStyle w:val="Compact"/>
+            </w:pPr>
+            <w:r>
+              <w:t xml:space="preserve">Processor egress reconciliation</w:t>
+            </w:r>
+          </w:p>
+        </w:tc>
+        <w:tc>
+          <w:tcPr>
+            <w:shd w:val="clear" w:color="auto" w:fill="F2F2F2"/>
+          </w:tcPr>
+          <w:p>
+            <w:pPr>
+              <w:pStyle w:val="Compact"/>
+            </w:pPr>
+            <w:r>
+              <w:t xml:space="preserve">Outbound flow to processor endpoints</w:t>
+            </w:r>
+          </w:p>
+        </w:tc>
+        <w:tc>
+          <w:tcPr>
+            <w:shd w:val="clear" w:color="auto" w:fill="F2F2F2"/>
+          </w:tcPr>
+          <w:p>
+            <w:pPr>
+              <w:pStyle w:val="Compact"/>
+            </w:pPr>
+            <w:r>
+              <w:t xml:space="preserve">Flow search filtered to processor endpoints</w:t>
+            </w:r>
+          </w:p>
+        </w:tc>
+        <w:tc>
+          <w:tcPr>
+            <w:shd w:val="clear" w:color="auto" w:fill="F2F2F2"/>
+          </w:tcPr>
+          <w:p>
+            <w:pPr>
+              <w:pStyle w:val="Compact"/>
+            </w:pPr>
+            <w:r>
+              <w:t xml:space="preserve">Monthly</w:t>
+            </w:r>
+          </w:p>
+        </w:tc>
+      </w:tr>
+      <w:tr>
+        <w:tc>
+          <w:tcPr/>
+          <w:p>
+            <w:pPr>
+              <w:pStyle w:val="Compact"/>
+            </w:pPr>
+            <w:r>
+              <w:t xml:space="preserve">Vulnerability + reachability</w:t>
+            </w:r>
+          </w:p>
+        </w:tc>
+        <w:tc>
+          <w:tcPr/>
+          <w:p>
+            <w:pPr>
+              <w:pStyle w:val="Compact"/>
+            </w:pPr>
+            <w:r>
+              <w:t xml:space="preserve">CVE list weighted by reach into personal-data systems</w:t>
+            </w:r>
+          </w:p>
+        </w:tc>
+        <w:tc>
+          <w:tcPr/>
+          <w:p>
+            <w:pPr>
+              <w:pStyle w:val="Compact"/>
+            </w:pPr>
+            <w:r>
+              <w:t xml:space="preserve">Vulnerability report scoped to GDPR</w:t>
+            </w:r>
+          </w:p>
+        </w:tc>
+        <w:tc>
+          <w:tcPr/>
+          <w:p>
+            <w:pPr>
+              <w:pStyle w:val="Compact"/>
+            </w:pPr>
+            <w:r>
+              <w:t xml:space="preserve">Monthly</w:t>
+            </w:r>
+          </w:p>
+        </w:tc>
+      </w:tr>
+      <w:tr>
+        <w:tc>
+          <w:tcPr>
+            <w:shd w:val="clear" w:color="auto" w:fill="F2F2F2"/>
+          </w:tcPr>
+          <w:p>
+            <w:pPr>
+              <w:pStyle w:val="Compact"/>
+            </w:pPr>
+            <w:r>
+              <w:t xml:space="preserve">Breach timeline sample</w:t>
+            </w:r>
+          </w:p>
+        </w:tc>
+        <w:tc>
+          <w:tcPr>
+            <w:shd w:val="clear" w:color="auto" w:fill="F2F2F2"/>
+          </w:tcPr>
+          <w:p>
+            <w:pPr>
+              <w:pStyle w:val="Compact"/>
+            </w:pPr>
+            <w:r>
+              <w:t xml:space="preserve">Workload-level timeline for one representative incident</w:t>
+            </w:r>
+          </w:p>
+        </w:tc>
+        <w:tc>
+          <w:tcPr>
+            <w:shd w:val="clear" w:color="auto" w:fill="F2F2F2"/>
+          </w:tcPr>
+          <w:p>
+            <w:pPr>
+              <w:pStyle w:val="Compact"/>
+            </w:pPr>
+            <w:r>
+              <w:t xml:space="preserve">Flow + process search</w:t>
+            </w:r>
+          </w:p>
+        </w:tc>
+        <w:tc>
+          <w:tcPr>
+            <w:shd w:val="clear" w:color="auto" w:fill="F2F2F2"/>
+          </w:tcPr>
+          <w:p>
+            <w:pPr>
+              <w:pStyle w:val="Compact"/>
+            </w:pPr>
+            <w:r>
+              <w:t xml:space="preserve">Per breach; supports the 72-hour Article 33 timeline</w:t>
+            </w:r>
+          </w:p>
+        </w:tc>
+      </w:tr>
+    </w:tbl>
+    <w:bookmarkEnd w:id="18"/>
+    <w:bookmarkStart w:id="19" w:name="pov-workshop-approach"/>
     <w:p>
       <w:pPr>
         <w:pStyle w:val="Heading2"/>
@@ -1318,8 +1595,8 @@
         <w:t xml:space="preserve">Package inventory, scope, flows, policy, exceptions, and known gaps as the evidence output. Cross-reference this report’s evidence collection table with the customer’s existing audit work-papers.</w:t>
       </w:r>
     </w:p>
-    <w:bookmarkEnd w:id="18"/>
-    <w:bookmarkStart w:id="19" w:name="boundaries-and-complementary-controls"/>
+    <w:bookmarkEnd w:id="19"/>
+    <w:bookmarkStart w:id="20" w:name="boundaries-and-complementary-controls"/>
     <w:p>
       <w:pPr>
         <w:pStyle w:val="Heading2"/>
@@ -1336,8 +1613,8 @@
         <w:t xml:space="preserve">CSW does not determine lawful basis or consent, conduct Data Protection Impact Assessments, fulfil data-subject rights requests, manage international transfer mechanisms, replace the DPO function, or make the Article 33 / 34 notification decisions.</w:t>
       </w:r>
     </w:p>
-    <w:bookmarkEnd w:id="19"/>
-    <w:bookmarkStart w:id="20" w:name="assessor-auditor-caveat"/>
+    <w:bookmarkEnd w:id="20"/>
+    <w:bookmarkStart w:id="21" w:name="assessor-auditor-caveat"/>
     <w:p>
       <w:pPr>
         <w:pStyle w:val="Heading2"/>
@@ -1354,8 +1631,8 @@
         <w:t xml:space="preserve">CSW provides technical evidence inputs. The customer’s qualified assessor, auditor, certifying body, or regulator determines compliance status. Validate all framework-topic mappings, control IDs, paragraph references, and section numbers in this report against the current official framework text. If the customer is being assessed against a version other than the one referenced in the framework version note above, revalidate before use.</w:t>
       </w:r>
     </w:p>
-    <w:bookmarkEnd w:id="20"/>
-    <w:bookmarkStart w:id="21" w:name="disclaimer"/>
+    <w:bookmarkEnd w:id="21"/>
+    <w:bookmarkStart w:id="22" w:name="disclaimer"/>
     <w:p>
       <w:pPr>
         <w:pStyle w:val="Heading2"/>
@@ -1372,8 +1649,8 @@
         <w:t xml:space="preserve">This report is for informational and planning purposes. It is not legal, regulatory, audit, or certification advice. Validate all mappings against the current official framework text, the customer’s environment, and qualified compliance, legal, and audit professionals.</w:t>
       </w:r>
     </w:p>
-    <w:bookmarkEnd w:id="21"/>
     <w:bookmarkEnd w:id="22"/>
+    <w:bookmarkEnd w:id="23"/>
     <w:sectPr>
       <w:footnotePr>
         <w:numRestart w:val="eachSect"/>

--- a/GDPR/CSW-GDPR-Compliance-Report.docx
+++ b/GDPR/CSW-GDPR-Compliance-Report.docx
@@ -150,13 +150,13 @@
         <w:t xml:space="preserve"> </w:t>
       </w:r>
       <w:r>
-        <w:t xml:space="preserve">they produce. The technical runbook (</w:t>
+        <w:t xml:space="preserve">they produce. The reference design (</w:t>
       </w:r>
       <w:r>
         <w:rPr>
           <w:rStyle w:val="VerbatimChar"/>
         </w:rPr>
-        <w:t xml:space="preserve">CSW-GDPR-Technical-Runbook.md</w:t>
+        <w:t xml:space="preserve">CSW-GDPR-Technical-Reference design.md</w:t>
       </w:r>
       <w:r>
         <w:t xml:space="preserve">) in this folder contains the deeper engineering detail.</w:t>
